--- a/docs/deliverables/07-用户访谈记录与MoSCoW优先级.docx
+++ b/docs/deliverables/07-用户访谈记录与MoSCoW优先级.docx
@@ -13,7 +13,7 @@
           <w:color w:val="000000"/>
           <w:sz w:val="24"/>
         </w:rPr>
-        <w:t>文档编号：ERP-G2-01　　版本号：V1.0</w:t>
+        <w:t>文档编号：YJGL-G2-01　　版本号：V1.0</w:t>
       </w:r>
       <w:r>
         <w:rPr>
@@ -186,7 +186,7 @@
           <w:color w:val="000000"/>
           <w:sz w:val="32"/>
         </w:rPr>
-        <w:t>编制单位：项目组三人组</w:t>
+        <w:t>编制单位：020202项目组</w:t>
       </w:r>
       <w:r>
         <w:rPr>
@@ -247,7 +247,7 @@
           <w:color w:val="000000"/>
           <w:sz w:val="32"/>
         </w:rPr>
-        <w:t>批　　准：何思源（项目经理）</w:t>
+        <w:t>批　　准：李晓雷（教师模拟甲方代表）</w:t>
       </w:r>
       <w:r>
         <w:rPr>
